--- a/Lab 7/Lab7_Worklog_Week7.docx
+++ b/Lab 7/Lab7_Worklog_Week7.docx
@@ -264,7 +264,6 @@
       <w:tblPr>
         <w:tblStyle w:val="TableGrid"/>
         <w:tblW w:type="dxa" w:w="8965"/>
-        <w:tblLook w:firstColumn="1" w:firstRow="1" w:lastColumn="0" w:lastRow="0" w:noHBand="0" w:noVBand="1" w:val="04A0"/>
         <w:tblBorders>
           <w:top w:val="single" w:sz="4" w:space="0" w:color="808080"/>
           <w:left w:val="single" w:sz="4" w:space="0" w:color="808080"/>
@@ -274,6 +273,7 @@
           <w:insideV w:val="single" w:sz="4" w:space="0" w:color="808080"/>
         </w:tblBorders>
         <w:tblLayout w:type="fixed"/>
+        <w:tblLook w:firstColumn="1" w:firstRow="1" w:lastColumn="0" w:lastRow="0" w:noHBand="0" w:noVBand="1" w:val="04A0"/>
       </w:tblPr>
       <w:tblGrid>
         <w:gridCol w:w="520"/>
@@ -3744,7 +3744,6 @@
       <w:tblPr>
         <w:tblStyle w:val="TableGrid"/>
         <w:tblW w:type="dxa" w:w="8965"/>
-        <w:tblLook w:firstColumn="1" w:firstRow="1" w:lastColumn="0" w:lastRow="0" w:noHBand="0" w:noVBand="1" w:val="04A0"/>
         <w:tblBorders>
           <w:top w:val="dashed" w:sz="8" w:space="0" w:color="BF8F00"/>
           <w:left w:val="dashed" w:sz="8" w:space="0" w:color="BF8F00"/>
@@ -3754,6 +3753,7 @@
           <w:insideV w:val="dashed" w:sz="8" w:space="0" w:color="BF8F00"/>
         </w:tblBorders>
         <w:tblLayout w:type="fixed"/>
+        <w:tblLook w:firstColumn="1" w:firstRow="1" w:lastColumn="0" w:lastRow="0" w:noHBand="0" w:noVBand="1" w:val="04A0"/>
       </w:tblPr>
       <w:tblGrid>
         <w:gridCol w:w="8965"/>
@@ -3877,7 +3877,6 @@
       <w:tblPr>
         <w:tblStyle w:val="TableGrid"/>
         <w:tblW w:type="dxa" w:w="8965"/>
-        <w:tblLook w:firstColumn="1" w:firstRow="1" w:lastColumn="0" w:lastRow="0" w:noHBand="0" w:noVBand="1" w:val="04A0"/>
         <w:tblBorders>
           <w:top w:val="dashed" w:sz="8" w:space="0" w:color="BF8F00"/>
           <w:left w:val="dashed" w:sz="8" w:space="0" w:color="BF8F00"/>
@@ -3887,6 +3886,7 @@
           <w:insideV w:val="dashed" w:sz="8" w:space="0" w:color="BF8F00"/>
         </w:tblBorders>
         <w:tblLayout w:type="fixed"/>
+        <w:tblLook w:firstColumn="1" w:firstRow="1" w:lastColumn="0" w:lastRow="0" w:noHBand="0" w:noVBand="1" w:val="04A0"/>
       </w:tblPr>
       <w:tblGrid>
         <w:gridCol w:w="8965"/>
@@ -4064,7 +4064,6 @@
       <w:tblPr>
         <w:tblStyle w:val="TableGrid"/>
         <w:tblW w:type="dxa" w:w="8965"/>
-        <w:tblLook w:firstColumn="1" w:firstRow="1" w:lastColumn="0" w:lastRow="0" w:noHBand="0" w:noVBand="1" w:val="04A0"/>
         <w:tblBorders>
           <w:top w:val="dashed" w:sz="8" w:space="0" w:color="BF8F00"/>
           <w:left w:val="dashed" w:sz="8" w:space="0" w:color="BF8F00"/>
@@ -4074,6 +4073,7 @@
           <w:insideV w:val="dashed" w:sz="8" w:space="0" w:color="BF8F00"/>
         </w:tblBorders>
         <w:tblLayout w:type="fixed"/>
+        <w:tblLook w:firstColumn="1" w:firstRow="1" w:lastColumn="0" w:lastRow="0" w:noHBand="0" w:noVBand="1" w:val="04A0"/>
       </w:tblPr>
       <w:tblGrid>
         <w:gridCol w:w="8965"/>
@@ -4215,7 +4215,6 @@
       <w:tblPr>
         <w:tblStyle w:val="TableGrid"/>
         <w:tblW w:type="dxa" w:w="8965"/>
-        <w:tblLook w:firstColumn="1" w:firstRow="1" w:lastColumn="0" w:lastRow="0" w:noHBand="0" w:noVBand="1" w:val="04A0"/>
         <w:tblBorders>
           <w:top w:val="dashed" w:sz="8" w:space="0" w:color="BF8F00"/>
           <w:left w:val="dashed" w:sz="8" w:space="0" w:color="BF8F00"/>
@@ -4225,6 +4224,7 @@
           <w:insideV w:val="dashed" w:sz="8" w:space="0" w:color="BF8F00"/>
         </w:tblBorders>
         <w:tblLayout w:type="fixed"/>
+        <w:tblLook w:firstColumn="1" w:firstRow="1" w:lastColumn="0" w:lastRow="0" w:noHBand="0" w:noVBand="1" w:val="04A0"/>
       </w:tblPr>
       <w:tblGrid>
         <w:gridCol w:w="8965"/>
@@ -4272,7 +4272,43 @@
                 <w:i w:val="0"/>
                 <w:sz w:val="17"/>
               </w:rPr>
-              <w:t xml:space="preserve">What to capture: the “Create our Neural Network” cell (with the fixed </w:t>
+              <w:t>What to capture: the “Create our Neural Network” cell, all 13 lines (</w:t>
+            </w:r>
+            <w:r>
+              <w:rPr>
+                <w:rFonts w:ascii="Arial" w:hAnsi="Arial" w:cs="Arial" w:eastAsia="Arial"/>
+                <w:b/>
+                <w:i w:val="0"/>
+                <w:sz w:val="17"/>
+              </w:rPr>
+              <w:t>line 2</w:t>
+            </w:r>
+            <w:r>
+              <w:rPr>
+                <w:rFonts w:ascii="Arial" w:hAnsi="Arial" w:cs="Arial" w:eastAsia="Arial"/>
+                <w:b w:val="0"/>
+                <w:i w:val="0"/>
+                <w:sz w:val="17"/>
+              </w:rPr>
+              <w:t xml:space="preserve"> = my seed, </w:t>
+            </w:r>
+            <w:r>
+              <w:rPr>
+                <w:rFonts w:ascii="Arial" w:hAnsi="Arial" w:cs="Arial" w:eastAsia="Arial"/>
+                <w:b/>
+                <w:i w:val="0"/>
+                <w:sz w:val="17"/>
+              </w:rPr>
+              <w:t>lines 6–7</w:t>
+            </w:r>
+            <w:r>
+              <w:rPr>
+                <w:rFonts w:ascii="Arial" w:hAnsi="Arial" w:cs="Arial" w:eastAsia="Arial"/>
+                <w:b w:val="0"/>
+                <w:i w:val="0"/>
+                <w:sz w:val="17"/>
+              </w:rPr>
+              <w:t xml:space="preserve"> = the original </w:t>
             </w:r>
             <w:r>
               <w:rPr>
@@ -4281,6 +4317,24 @@
                 <w:i w:val="0"/>
                 <w:sz w:val="16"/>
               </w:rPr>
+              <w:t>InputLayer</w:t>
+            </w:r>
+            <w:r>
+              <w:rPr>
+                <w:rFonts w:ascii="Arial" w:hAnsi="Arial" w:cs="Arial" w:eastAsia="Arial"/>
+                <w:b w:val="0"/>
+                <w:i w:val="0"/>
+                <w:sz w:val="17"/>
+              </w:rPr>
+              <w:t xml:space="preserve"> line commented out + my fix </w:t>
+            </w:r>
+            <w:r>
+              <w:rPr>
+                <w:rFonts w:ascii="Consolas" w:hAnsi="Consolas" w:cs="Consolas" w:eastAsia="Consolas"/>
+                <w:b w:val="0"/>
+                <w:i w:val="0"/>
+                <w:sz w:val="16"/>
+              </w:rPr>
               <w:t>InputLayer(shape=(28*28,))</w:t>
             </w:r>
             <w:r>
@@ -4290,7 +4344,7 @@
                 <w:i w:val="0"/>
                 <w:sz w:val="17"/>
               </w:rPr>
-              <w:t xml:space="preserve"> line and the seed line) and the </w:t>
+              <w:t xml:space="preserve">) and the </w:t>
             </w:r>
             <w:r>
               <w:rPr>
@@ -4402,7 +4456,6 @@
       <w:tblPr>
         <w:tblStyle w:val="TableGrid"/>
         <w:tblW w:type="dxa" w:w="8965"/>
-        <w:tblLook w:firstColumn="1" w:firstRow="1" w:lastColumn="0" w:lastRow="0" w:noHBand="0" w:noVBand="1" w:val="04A0"/>
         <w:tblBorders>
           <w:top w:val="dashed" w:sz="8" w:space="0" w:color="BF8F00"/>
           <w:left w:val="dashed" w:sz="8" w:space="0" w:color="BF8F00"/>
@@ -4412,6 +4465,7 @@
           <w:insideV w:val="dashed" w:sz="8" w:space="0" w:color="BF8F00"/>
         </w:tblBorders>
         <w:tblLayout w:type="fixed"/>
+        <w:tblLook w:firstColumn="1" w:firstRow="1" w:lastColumn="0" w:lastRow="0" w:noHBand="0" w:noVBand="1" w:val="04A0"/>
       </w:tblPr>
       <w:tblGrid>
         <w:gridCol w:w="8965"/>
@@ -4535,7 +4589,6 @@
       <w:tblPr>
         <w:tblStyle w:val="TableGrid"/>
         <w:tblW w:type="dxa" w:w="8965"/>
-        <w:tblLook w:firstColumn="1" w:firstRow="1" w:lastColumn="0" w:lastRow="0" w:noHBand="0" w:noVBand="1" w:val="04A0"/>
         <w:tblBorders>
           <w:top w:val="dashed" w:sz="8" w:space="0" w:color="BF8F00"/>
           <w:left w:val="dashed" w:sz="8" w:space="0" w:color="BF8F00"/>
@@ -4545,6 +4598,7 @@
           <w:insideV w:val="dashed" w:sz="8" w:space="0" w:color="BF8F00"/>
         </w:tblBorders>
         <w:tblLayout w:type="fixed"/>
+        <w:tblLook w:firstColumn="1" w:firstRow="1" w:lastColumn="0" w:lastRow="0" w:noHBand="0" w:noVBand="1" w:val="04A0"/>
       </w:tblPr>
       <w:tblGrid>
         <w:gridCol w:w="8965"/>
@@ -4668,7 +4722,6 @@
       <w:tblPr>
         <w:tblStyle w:val="TableGrid"/>
         <w:tblW w:type="dxa" w:w="8965"/>
-        <w:tblLook w:firstColumn="1" w:firstRow="1" w:lastColumn="0" w:lastRow="0" w:noHBand="0" w:noVBand="1" w:val="04A0"/>
         <w:tblBorders>
           <w:top w:val="dashed" w:sz="8" w:space="0" w:color="BF8F00"/>
           <w:left w:val="dashed" w:sz="8" w:space="0" w:color="BF8F00"/>
@@ -4678,6 +4731,7 @@
           <w:insideV w:val="dashed" w:sz="8" w:space="0" w:color="BF8F00"/>
         </w:tblBorders>
         <w:tblLayout w:type="fixed"/>
+        <w:tblLook w:firstColumn="1" w:firstRow="1" w:lastColumn="0" w:lastRow="0" w:noHBand="0" w:noVBand="1" w:val="04A0"/>
       </w:tblPr>
       <w:tblGrid>
         <w:gridCol w:w="8965"/>
